--- a/BridgeU-Project_plan_v.3.0.docx
+++ b/BridgeU-Project_plan_v.3.0.docx
@@ -1117,7 +1117,6 @@
         <w:t xml:space="preserve">System searches by keyword among Daily Briefing titles and abstracts (both Chinese and English versions) in the </w:t>
       </w:r>
       <w:proofErr w:type="spellStart"/>
-      <w:proofErr w:type="gramStart"/>
       <w:r>
         <w:rPr>
           <w:rFonts w:ascii="TimesNewRomanPS" w:hAnsi="TimesNewRomanPS" w:hint="eastAsia"/>
@@ -1146,7 +1145,6 @@
         <w:t>then</w:t>
       </w:r>
       <w:proofErr w:type="spellEnd"/>
-      <w:proofErr w:type="gramEnd"/>
       <w:r>
         <w:rPr>
           <w:rFonts w:ascii="TimesNewRomanPS" w:hAnsi="TimesNewRomanPS" w:hint="eastAsia"/>
@@ -1242,7 +1240,6 @@
         </w:rPr>
         <w:t xml:space="preserve">news that meets the conditions, and displays them in chronological </w:t>
       </w:r>
-      <w:proofErr w:type="gramStart"/>
       <w:r>
         <w:rPr>
           <w:rFonts w:ascii="TimesNewRomanPS" w:hAnsi="TimesNewRomanPS"/>
@@ -1259,17 +1256,7 @@
           <w:color w:val="000000"/>
           <w:sz w:val="24"/>
         </w:rPr>
-        <w:t>(</w:t>
-      </w:r>
-      <w:proofErr w:type="gramEnd"/>
-      <w:r>
-        <w:rPr>
-          <w:rFonts w:ascii="TimesNewRomanPS" w:hAnsi="TimesNewRomanPS" w:hint="eastAsia"/>
-          <w:bCs/>
-          <w:color w:val="000000"/>
-          <w:sz w:val="24"/>
-        </w:rPr>
-        <w:t>new to old)</w:t>
+        <w:t>(new to old)</w:t>
       </w:r>
       <w:r>
         <w:rPr>
@@ -1677,25 +1664,14 @@
         </w:rPr>
         <w:t xml:space="preserve">can </w:t>
       </w:r>
-      <w:proofErr w:type="gramStart"/>
-      <w:r>
-        <w:rPr>
-          <w:rFonts w:ascii="TimesNewRomanPS" w:hAnsi="TimesNewRomanPS" w:hint="eastAsia"/>
-          <w:bCs/>
-          <w:color w:val="000000"/>
-          <w:sz w:val="24"/>
-        </w:rPr>
-        <w:t>sending</w:t>
-      </w:r>
-      <w:proofErr w:type="gramEnd"/>
-      <w:r>
-        <w:rPr>
-          <w:rFonts w:ascii="TimesNewRomanPS" w:hAnsi="TimesNewRomanPS" w:hint="eastAsia"/>
-          <w:bCs/>
-          <w:color w:val="000000"/>
-          <w:sz w:val="24"/>
-        </w:rPr>
-        <w:t xml:space="preserve"> a private message directly to the </w:t>
+      <w:r>
+        <w:rPr>
+          <w:rFonts w:ascii="TimesNewRomanPS" w:hAnsi="TimesNewRomanPS" w:hint="eastAsia"/>
+          <w:bCs/>
+          <w:color w:val="000000"/>
+          <w:sz w:val="24"/>
+        </w:rPr>
+        <w:t xml:space="preserve">sending a private message directly to the </w:t>
       </w:r>
       <w:r>
         <w:rPr>
@@ -2059,17 +2035,7 @@
           <w:color w:val="000000"/>
           <w:sz w:val="24"/>
         </w:rPr>
-        <w:t xml:space="preserve">, pictures, </w:t>
-      </w:r>
-      <w:proofErr w:type="gramStart"/>
-      <w:r>
-        <w:rPr>
-          <w:rFonts w:ascii="TimesNewRomanPS" w:hAnsi="TimesNewRomanPS" w:hint="eastAsia"/>
-          <w:bCs/>
-          <w:color w:val="000000"/>
-          <w:sz w:val="24"/>
-        </w:rPr>
-        <w:t>tags</w:t>
+        <w:t>, pictures, tags</w:t>
       </w:r>
       <w:r>
         <w:rPr>
@@ -2080,7 +2046,6 @@
         </w:rPr>
         <w:t>(</w:t>
       </w:r>
-      <w:proofErr w:type="gramEnd"/>
       <w:r>
         <w:rPr>
           <w:rFonts w:ascii="TimesNewRomanPS" w:hAnsi="TimesNewRomanPS"/>
@@ -2106,17 +2071,7 @@
           <w:color w:val="000000"/>
           <w:sz w:val="24"/>
         </w:rPr>
-        <w:t xml:space="preserve">, total number of likes, total number of comments. Clicking on the author's avatar can show the author's </w:t>
-      </w:r>
-      <w:proofErr w:type="gramStart"/>
-      <w:r>
-        <w:rPr>
-          <w:rFonts w:ascii="TimesNewRomanPS" w:hAnsi="TimesNewRomanPS" w:hint="eastAsia"/>
-          <w:bCs/>
-          <w:color w:val="000000"/>
-          <w:sz w:val="24"/>
-        </w:rPr>
-        <w:t>profile</w:t>
+        <w:t>, total number of likes, total number of comments. Clicking on the author's avatar can show the author's profile</w:t>
       </w:r>
       <w:r>
         <w:rPr>
@@ -2135,17 +2090,7 @@
           <w:color w:val="000000"/>
           <w:sz w:val="24"/>
         </w:rPr>
-        <w:t>avatar,name</w:t>
-      </w:r>
-      <w:proofErr w:type="gramEnd"/>
-      <w:r>
-        <w:rPr>
-          <w:rFonts w:ascii="TimesNewRomanPS" w:hAnsi="TimesNewRomanPS" w:hint="eastAsia"/>
-          <w:bCs/>
-          <w:color w:val="000000"/>
-          <w:sz w:val="24"/>
-        </w:rPr>
-        <w:t>,author</w:t>
+        <w:t>avatar,name,author</w:t>
       </w:r>
       <w:r>
         <w:rPr>
@@ -2191,17 +2136,79 @@
           <w:color w:val="000000"/>
           <w:sz w:val="24"/>
         </w:rPr>
-        <w:t xml:space="preserve">. The detail page also supports subsequent operations: </w:t>
-      </w:r>
-      <w:proofErr w:type="gramStart"/>
-      <w:r>
-        <w:rPr>
-          <w:rFonts w:ascii="TimesNewRomanPS" w:hAnsi="TimesNewRomanPS" w:hint="eastAsia"/>
-          <w:bCs/>
-          <w:color w:val="000000"/>
-          <w:sz w:val="24"/>
-        </w:rPr>
-        <w:t>liking</w:t>
+        <w:t>. The detail page also supports subsequent operations: liking</w:t>
+      </w:r>
+      <w:r>
+        <w:rPr>
+          <w:rFonts w:ascii="TimesNewRomanPS" w:hAnsi="TimesNewRomanPS" w:hint="eastAsia"/>
+          <w:bCs/>
+          <w:color w:val="000000"/>
+          <w:sz w:val="24"/>
+        </w:rPr>
+        <w:t xml:space="preserve">(click </w:t>
+      </w:r>
+      <w:r>
+        <w:rPr>
+          <w:rFonts w:ascii="TimesNewRomanPS" w:hAnsi="TimesNewRomanPS"/>
+          <w:bCs/>
+          <w:color w:val="000000"/>
+          <w:sz w:val="24"/>
+        </w:rPr>
+        <w:t>“</w:t>
+      </w:r>
+      <w:r>
+        <w:rPr>
+          <w:rFonts w:ascii="TimesNewRomanPS" w:hAnsi="TimesNewRomanPS" w:hint="eastAsia"/>
+          <w:bCs/>
+          <w:color w:val="000000"/>
+          <w:sz w:val="24"/>
+        </w:rPr>
+        <w:t>like</w:t>
+      </w:r>
+      <w:r>
+        <w:rPr>
+          <w:rFonts w:ascii="TimesNewRomanPS" w:hAnsi="TimesNewRomanPS"/>
+          <w:bCs/>
+          <w:color w:val="000000"/>
+          <w:sz w:val="24"/>
+        </w:rPr>
+        <w:t>”</w:t>
+      </w:r>
+      <w:r>
+        <w:rPr>
+          <w:rFonts w:ascii="TimesNewRomanPS" w:hAnsi="TimesNewRomanPS" w:hint="eastAsia"/>
+          <w:bCs/>
+          <w:color w:val="000000"/>
+          <w:sz w:val="24"/>
+        </w:rPr>
+        <w:t xml:space="preserve"> button to like post)</w:t>
+      </w:r>
+      <w:r>
+        <w:rPr>
+          <w:rFonts w:ascii="TimesNewRomanPS" w:hAnsi="TimesNewRomanPS" w:hint="eastAsia"/>
+          <w:bCs/>
+          <w:color w:val="000000"/>
+          <w:sz w:val="24"/>
+        </w:rPr>
+        <w:t xml:space="preserve">, </w:t>
+      </w:r>
+      <w:r>
+        <w:rPr>
+          <w:rFonts w:ascii="TimesNewRomanPS" w:hAnsi="TimesNewRomanPS"/>
+          <w:bCs/>
+          <w:color w:val="000000"/>
+          <w:sz w:val="24"/>
+        </w:rPr>
+        <w:t>commenting</w:t>
+      </w:r>
+      <w:r>
+        <w:rPr>
+          <w:rFonts w:ascii="TimesNewRomanPS" w:hAnsi="TimesNewRomanPS"/>
+          <w:bCs/>
+          <w:color w:val="000000"/>
+          <w:sz w:val="24"/>
+        </w:rPr>
+        <w:t xml:space="preserve"> </w:t>
       </w:r>
       <w:r>
         <w:rPr>
@@ -2212,16 +2219,6 @@
         </w:rPr>
         <w:t>(</w:t>
       </w:r>
-      <w:proofErr w:type="gramEnd"/>
-      <w:r>
-        <w:rPr>
-          <w:rFonts w:ascii="TimesNewRomanPS" w:hAnsi="TimesNewRomanPS" w:hint="eastAsia"/>
-          <w:bCs/>
-          <w:color w:val="000000"/>
-          <w:sz w:val="24"/>
-        </w:rPr>
-        <w:t xml:space="preserve">click </w:t>
-      </w:r>
       <w:r>
         <w:rPr>
           <w:rFonts w:ascii="TimesNewRomanPS" w:hAnsi="TimesNewRomanPS"/>
@@ -2229,16 +2226,16 @@
           <w:color w:val="000000"/>
           <w:sz w:val="24"/>
         </w:rPr>
-        <w:t>“</w:t>
-      </w:r>
-      <w:r>
-        <w:rPr>
-          <w:rFonts w:ascii="TimesNewRomanPS" w:hAnsi="TimesNewRomanPS" w:hint="eastAsia"/>
-          <w:bCs/>
-          <w:color w:val="000000"/>
-          <w:sz w:val="24"/>
-        </w:rPr>
-        <w:t>like</w:t>
+        <w:t xml:space="preserve">User </w:t>
+      </w:r>
+      <w:r>
+        <w:rPr>
+          <w:rFonts w:ascii="TimesNewRomanPS" w:hAnsi="TimesNewRomanPS" w:hint="eastAsia"/>
+          <w:bCs/>
+          <w:color w:val="000000"/>
+          <w:sz w:val="24"/>
+        </w:rPr>
+        <w:t xml:space="preserve">can enter Chinese/English comments under a certain post, along with the commenter's name and </w:t>
       </w:r>
       <w:r>
         <w:rPr>
@@ -2247,41 +2244,11 @@
           <w:color w:val="000000"/>
           <w:sz w:val="24"/>
         </w:rPr>
-        <w:t>”</w:t>
-      </w:r>
-      <w:r>
-        <w:rPr>
-          <w:rFonts w:ascii="TimesNewRomanPS" w:hAnsi="TimesNewRomanPS" w:hint="eastAsia"/>
-          <w:bCs/>
-          <w:color w:val="000000"/>
-          <w:sz w:val="24"/>
-        </w:rPr>
-        <w:t xml:space="preserve"> button to like post)</w:t>
-      </w:r>
-      <w:r>
-        <w:rPr>
-          <w:rFonts w:ascii="TimesNewRomanPS" w:hAnsi="TimesNewRomanPS" w:hint="eastAsia"/>
-          <w:bCs/>
-          <w:color w:val="000000"/>
-          <w:sz w:val="24"/>
-        </w:rPr>
-        <w:t xml:space="preserve">, </w:t>
-      </w:r>
-      <w:r>
-        <w:rPr>
-          <w:rFonts w:ascii="TimesNewRomanPS" w:hAnsi="TimesNewRomanPS"/>
-          <w:bCs/>
-          <w:color w:val="000000"/>
-          <w:sz w:val="24"/>
-        </w:rPr>
-        <w:t>commenting</w:t>
-      </w:r>
-      <w:r>
-        <w:rPr>
-          <w:rFonts w:ascii="TimesNewRomanPS" w:hAnsi="TimesNewRomanPS"/>
-          <w:bCs/>
-          <w:color w:val="000000"/>
-          <w:sz w:val="24"/>
+        <w:t>timestamp.</w:t>
+      </w:r>
+      <w:r>
+        <w:rPr>
+          <w:rFonts w:hint="eastAsia"/>
         </w:rPr>
         <w:t xml:space="preserve"> </w:t>
       </w:r>
@@ -2292,38 +2259,68 @@
           <w:color w:val="000000"/>
           <w:sz w:val="24"/>
         </w:rPr>
-        <w:t>(</w:t>
-      </w:r>
-      <w:r>
-        <w:rPr>
-          <w:rFonts w:ascii="TimesNewRomanPS" w:hAnsi="TimesNewRomanPS"/>
-          <w:bCs/>
-          <w:color w:val="000000"/>
-          <w:sz w:val="24"/>
-        </w:rPr>
-        <w:t xml:space="preserve">User </w:t>
-      </w:r>
-      <w:r>
-        <w:rPr>
-          <w:rFonts w:ascii="TimesNewRomanPS" w:hAnsi="TimesNewRomanPS" w:hint="eastAsia"/>
-          <w:bCs/>
-          <w:color w:val="000000"/>
-          <w:sz w:val="24"/>
-        </w:rPr>
-        <w:t xml:space="preserve">can enter Chinese/English comments under a certain post, along with the commenter's name and </w:t>
-      </w:r>
-      <w:r>
-        <w:rPr>
-          <w:rFonts w:ascii="TimesNewRomanPS" w:hAnsi="TimesNewRomanPS"/>
-          <w:bCs/>
-          <w:color w:val="000000"/>
-          <w:sz w:val="24"/>
-        </w:rPr>
-        <w:t>timestamp.</w:t>
-      </w:r>
-      <w:r>
-        <w:rPr>
-          <w:rFonts w:hint="eastAsia"/>
+        <w:t>User</w:t>
+      </w:r>
+      <w:r>
+        <w:rPr>
+          <w:rFonts w:ascii="TimesNewRomanPS" w:hAnsi="TimesNewRomanPS" w:hint="eastAsia"/>
+          <w:bCs/>
+          <w:color w:val="000000"/>
+          <w:sz w:val="24"/>
+        </w:rPr>
+        <w:t xml:space="preserve"> can also delete the </w:t>
+      </w:r>
+      <w:r>
+        <w:rPr>
+          <w:rFonts w:ascii="TimesNewRomanPS" w:hAnsi="TimesNewRomanPS" w:hint="eastAsia"/>
+          <w:bCs/>
+          <w:color w:val="000000"/>
+          <w:sz w:val="24"/>
+        </w:rPr>
+        <w:t>comment</w:t>
+      </w:r>
+      <w:r>
+        <w:rPr>
+          <w:rFonts w:ascii="TimesNewRomanPS" w:hAnsi="TimesNewRomanPS" w:hint="eastAsia"/>
+          <w:bCs/>
+          <w:color w:val="000000"/>
+          <w:sz w:val="24"/>
+        </w:rPr>
+        <w:t xml:space="preserve"> you have already published</w:t>
+      </w:r>
+      <w:r>
+        <w:rPr>
+          <w:rFonts w:ascii="TimesNewRomanPS" w:hAnsi="TimesNewRomanPS" w:hint="eastAsia"/>
+          <w:bCs/>
+          <w:color w:val="000000"/>
+          <w:sz w:val="24"/>
+        </w:rPr>
+        <w:t>)</w:t>
+      </w:r>
+      <w:r>
+        <w:rPr>
+          <w:rFonts w:ascii="TimesNewRomanPS" w:hAnsi="TimesNewRomanPS" w:hint="eastAsia"/>
+          <w:bCs/>
+          <w:color w:val="000000"/>
+          <w:sz w:val="24"/>
+        </w:rPr>
+        <w:t>, reporting</w:t>
+      </w:r>
+      <w:r>
+        <w:rPr>
+          <w:rFonts w:ascii="TimesNewRomanPS" w:hAnsi="TimesNewRomanPS" w:hint="eastAsia"/>
+          <w:bCs/>
+          <w:color w:val="000000"/>
+          <w:sz w:val="24"/>
+        </w:rPr>
+        <w:t xml:space="preserve"> post -</w:t>
+      </w:r>
+      <w:r>
+        <w:rPr>
+          <w:rFonts w:ascii="TimesNewRomanPS" w:hAnsi="TimesNewRomanPS" w:hint="eastAsia"/>
+          <w:bCs/>
+          <w:color w:val="000000"/>
+          <w:sz w:val="24"/>
         </w:rPr>
         <w:t xml:space="preserve"> </w:t>
       </w:r>
@@ -2334,182 +2331,145 @@
           <w:color w:val="000000"/>
           <w:sz w:val="24"/>
         </w:rPr>
-        <w:t>User</w:t>
-      </w:r>
-      <w:r>
-        <w:rPr>
-          <w:rFonts w:ascii="TimesNewRomanPS" w:hAnsi="TimesNewRomanPS" w:hint="eastAsia"/>
-          <w:bCs/>
-          <w:color w:val="000000"/>
-          <w:sz w:val="24"/>
-        </w:rPr>
-        <w:t xml:space="preserve"> can also delete the </w:t>
-      </w:r>
-      <w:r>
-        <w:rPr>
-          <w:rFonts w:ascii="TimesNewRomanPS" w:hAnsi="TimesNewRomanPS" w:hint="eastAsia"/>
-          <w:bCs/>
-          <w:color w:val="000000"/>
-          <w:sz w:val="24"/>
-        </w:rPr>
-        <w:t>comment</w:t>
-      </w:r>
-      <w:r>
-        <w:rPr>
-          <w:rFonts w:ascii="TimesNewRomanPS" w:hAnsi="TimesNewRomanPS" w:hint="eastAsia"/>
-          <w:bCs/>
-          <w:color w:val="000000"/>
-          <w:sz w:val="24"/>
-        </w:rPr>
-        <w:t xml:space="preserve"> you have already published</w:t>
-      </w:r>
-      <w:r>
-        <w:rPr>
-          <w:rFonts w:ascii="TimesNewRomanPS" w:hAnsi="TimesNewRomanPS" w:hint="eastAsia"/>
-          <w:bCs/>
-          <w:color w:val="000000"/>
-          <w:sz w:val="24"/>
-        </w:rPr>
-        <w:t>)</w:t>
-      </w:r>
-      <w:r>
-        <w:rPr>
-          <w:rFonts w:ascii="TimesNewRomanPS" w:hAnsi="TimesNewRomanPS" w:hint="eastAsia"/>
-          <w:bCs/>
-          <w:color w:val="000000"/>
-          <w:sz w:val="24"/>
-        </w:rPr>
-        <w:t>, reporting</w:t>
-      </w:r>
-      <w:r>
-        <w:rPr>
-          <w:rFonts w:ascii="TimesNewRomanPS" w:hAnsi="TimesNewRomanPS" w:hint="eastAsia"/>
-          <w:bCs/>
-          <w:color w:val="000000"/>
-          <w:sz w:val="24"/>
-        </w:rPr>
-        <w:t xml:space="preserve"> post -</w:t>
-      </w:r>
-      <w:r>
-        <w:rPr>
-          <w:rFonts w:ascii="TimesNewRomanPS" w:hAnsi="TimesNewRomanPS" w:hint="eastAsia"/>
-          <w:bCs/>
-          <w:color w:val="000000"/>
-          <w:sz w:val="24"/>
+        <w:t>i</w:t>
+      </w:r>
+      <w:r>
+        <w:rPr>
+          <w:rFonts w:ascii="TimesNewRomanPS" w:hAnsi="TimesNewRomanPS" w:hint="eastAsia"/>
+          <w:bCs/>
+          <w:color w:val="000000"/>
+          <w:sz w:val="24"/>
+        </w:rPr>
+        <w:t xml:space="preserve">n the reporting form, select one or more predefined reasons (Spam, Fraud or Scam, Illegal Service Promotion, Abusive Language, Other), and you can fill in the explanatory text. After submission, it enters the subsequent review (the </w:t>
+      </w:r>
+      <w:r>
+        <w:rPr>
+          <w:rFonts w:ascii="TimesNewRomanPS" w:hAnsi="TimesNewRomanPS" w:hint="eastAsia"/>
+          <w:bCs/>
+          <w:color w:val="000000"/>
+          <w:sz w:val="24"/>
+        </w:rPr>
+        <w:t xml:space="preserve">Qwen AI </w:t>
+      </w:r>
+      <w:r>
+        <w:rPr>
+          <w:rFonts w:ascii="TimesNewRomanPS" w:hAnsi="TimesNewRomanPS" w:hint="eastAsia"/>
+          <w:bCs/>
+          <w:color w:val="000000"/>
+          <w:sz w:val="24"/>
+        </w:rPr>
+        <w:t>will judge the post/comment</w:t>
+      </w:r>
+      <w:r>
+        <w:rPr>
+          <w:rFonts w:ascii="TimesNewRomanPS" w:hAnsi="TimesNewRomanPS" w:hint="eastAsia"/>
+          <w:bCs/>
+          <w:color w:val="000000"/>
+          <w:sz w:val="24"/>
+        </w:rPr>
+        <w:t xml:space="preserve"> pass or not). </w:t>
+      </w:r>
+      <w:r>
+        <w:rPr>
+          <w:rFonts w:ascii="TimesNewRomanPS" w:hAnsi="TimesNewRomanPS" w:hint="eastAsia"/>
+          <w:bCs/>
+          <w:color w:val="000000"/>
+          <w:sz w:val="24"/>
+        </w:rPr>
+        <w:t>There is an "AI Summary" button next to the comment. After clicking it, users can view the summaries of all comments under the post in their chosen language</w:t>
+      </w:r>
+    </w:p>
+    <w:p>
+      <w:pPr>
+        <w:spacing w:after="0" w:line="240" w:lineRule="auto"/>
+        <w:rPr>
+          <w:rFonts w:ascii="Times New Roman" w:hAnsi="Times New Roman" w:cs="Times New Roman"/>
+          <w:sz w:val="24"/>
+          <w:szCs w:val="24"/>
+          <w:lang w:eastAsia="zh-CN"/>
+        </w:rPr>
+      </w:pPr>
+      <w:r>
+        <w:rPr>
+          <w:rFonts w:ascii="Times New Roman" w:eastAsia="Times New Roman" w:hAnsi="Times New Roman" w:cs="Times New Roman"/>
+          <w:b/>
+          <w:bCs/>
+          <w:sz w:val="24"/>
+          <w:szCs w:val="24"/>
+        </w:rPr>
+        <w:t>Feature #3: Authentication &amp; Profile / My Community Activity</w:t>
+      </w:r>
+      <w:r>
+        <w:rPr>
+          <w:rFonts w:ascii="Times New Roman" w:eastAsia="Times New Roman" w:hAnsi="Times New Roman" w:cs="Times New Roman"/>
+          <w:sz w:val="24"/>
+          <w:szCs w:val="24"/>
+        </w:rPr>
+        <w:t xml:space="preserve">  </w:t>
+      </w:r>
+    </w:p>
+    <w:p>
+      <w:pPr>
+        <w:spacing w:after="0" w:line="240" w:lineRule="auto"/>
+        <w:rPr>
+          <w:rFonts w:ascii="Times New Roman" w:hAnsi="Times New Roman" w:cs="Times New Roman"/>
+          <w:sz w:val="24"/>
+          <w:szCs w:val="24"/>
+          <w:lang w:eastAsia="zh-CN"/>
+        </w:rPr>
+      </w:pPr>
+    </w:p>
+    <w:p>
+      <w:pPr>
+        <w:ind w:firstLineChars="200" w:firstLine="480"/>
+        <w:rPr>
+          <w:rFonts w:ascii="TimesNewRomanPSMT" w:hAnsi="TimesNewRomanPSMT" w:hint="eastAsia"/>
+          <w:color w:val="000000"/>
+          <w:sz w:val="24"/>
+          <w:szCs w:val="24"/>
+        </w:rPr>
+      </w:pPr>
+      <w:r>
+        <w:rPr>
+          <w:rFonts w:ascii="TimesNewRomanPSMT" w:hAnsi="TimesNewRomanPSMT" w:hint="eastAsia"/>
+          <w:color w:val="000000"/>
+          <w:sz w:val="24"/>
+        </w:rPr>
+        <w:t>Feature 3 provides an authentication and profile system that lets users register new accounts with different methods (email address or phone number), log in and log out securely, and manage their own profile information and community posts, including a password, a display name, an optional avatar image, and a preferred interface language (Chinese or English). When new users register, users can select email registration and enter their email address in the registration form. The system sends a verification code email to the email address. Users enter the received verification code on the page, then set a password (password must contain both uppercase and lowercase letters), fill in the display name (name only allows English characters) and select the interface language. Alternatively, users can select phone registration and enter their mobile phone number in the registration form. The system sends a text message containing a verification code to this mobile phone number. Users enter the received verification code on the page, then set a password (password must contain both uppercase and lowercase letters), fill in the display name (name only allows English characters) and select the language interface. After submission, the system creates a new account for this email address or phone number, Once the verification is successful, the user will be redirected to the community system page. When logged in, users can click the "Log Out" button to end the current session. The system clears the login status and returns to the login page. If they want to use the system again, they need to re-enter the name and password to log in.</w:t>
+      </w:r>
+      <w:r>
+        <w:rPr>
+          <w:rFonts w:ascii="Segoe UI" w:hAnsi="Segoe UI" w:cs="Segoe UI"/>
+          <w:color w:val="000000"/>
+          <w:sz w:val="30"/>
+          <w:szCs w:val="30"/>
         </w:rPr>
         <w:t xml:space="preserve"> </w:t>
       </w:r>
       <w:r>
         <w:rPr>
-          <w:rFonts w:ascii="TimesNewRomanPS" w:hAnsi="TimesNewRomanPS" w:hint="eastAsia"/>
-          <w:bCs/>
-          <w:color w:val="000000"/>
-          <w:sz w:val="24"/>
-        </w:rPr>
-        <w:t>i</w:t>
-      </w:r>
-      <w:r>
-        <w:rPr>
-          <w:rFonts w:ascii="TimesNewRomanPS" w:hAnsi="TimesNewRomanPS" w:hint="eastAsia"/>
-          <w:bCs/>
-          <w:color w:val="000000"/>
-          <w:sz w:val="24"/>
-        </w:rPr>
-        <w:t xml:space="preserve">n the reporting form, select one or more predefined reasons (Spam, Fraud or Scam, Illegal Service Promotion, Abusive Language, Other), and you can fill in the explanatory text. After submission, it enters the subsequent review (the </w:t>
-      </w:r>
-      <w:r>
-        <w:rPr>
-          <w:rFonts w:ascii="TimesNewRomanPS" w:hAnsi="TimesNewRomanPS" w:hint="eastAsia"/>
-          <w:bCs/>
-          <w:color w:val="000000"/>
-          <w:sz w:val="24"/>
-        </w:rPr>
-        <w:t xml:space="preserve">Qwen AI </w:t>
-      </w:r>
-      <w:r>
-        <w:rPr>
-          <w:rFonts w:ascii="TimesNewRomanPS" w:hAnsi="TimesNewRomanPS" w:hint="eastAsia"/>
-          <w:bCs/>
-          <w:color w:val="000000"/>
-          <w:sz w:val="24"/>
-        </w:rPr>
-        <w:t>will judge the post/comment</w:t>
-      </w:r>
-      <w:r>
-        <w:rPr>
-          <w:rFonts w:ascii="TimesNewRomanPS" w:hAnsi="TimesNewRomanPS" w:hint="eastAsia"/>
-          <w:bCs/>
-          <w:color w:val="000000"/>
-          <w:sz w:val="24"/>
-        </w:rPr>
-        <w:t xml:space="preserve"> pass or not). </w:t>
-      </w:r>
-      <w:r>
-        <w:rPr>
-          <w:rFonts w:ascii="TimesNewRomanPS" w:hAnsi="TimesNewRomanPS" w:hint="eastAsia"/>
-          <w:bCs/>
-          <w:color w:val="000000"/>
-          <w:sz w:val="24"/>
-        </w:rPr>
-        <w:t>There is an "AI Summary" button next to the comment. After clicking it, users can view the summaries of all comments under the post in their chosen language</w:t>
-      </w:r>
-    </w:p>
-    <w:p>
-      <w:pPr>
-        <w:spacing w:after="0" w:line="240" w:lineRule="auto"/>
-        <w:rPr>
-          <w:rFonts w:ascii="Times New Roman" w:hAnsi="Times New Roman" w:cs="Times New Roman"/>
-          <w:sz w:val="24"/>
-          <w:szCs w:val="24"/>
-          <w:lang w:eastAsia="zh-CN"/>
-        </w:rPr>
-      </w:pPr>
-      <w:r>
-        <w:rPr>
-          <w:rFonts w:ascii="Times New Roman" w:eastAsia="Times New Roman" w:hAnsi="Times New Roman" w:cs="Times New Roman"/>
-          <w:b/>
-          <w:bCs/>
-          <w:sz w:val="24"/>
-          <w:szCs w:val="24"/>
-        </w:rPr>
-        <w:t>Feature #3: Authentication &amp; Profile / My Community Activity</w:t>
-      </w:r>
-      <w:r>
-        <w:rPr>
-          <w:rFonts w:ascii="Times New Roman" w:eastAsia="Times New Roman" w:hAnsi="Times New Roman" w:cs="Times New Roman"/>
-          <w:sz w:val="24"/>
-          <w:szCs w:val="24"/>
-        </w:rPr>
-        <w:t xml:space="preserve">  </w:t>
-      </w:r>
-    </w:p>
-    <w:p>
-      <w:pPr>
-        <w:spacing w:after="0" w:line="240" w:lineRule="auto"/>
-        <w:rPr>
-          <w:rFonts w:ascii="Times New Roman" w:hAnsi="Times New Roman" w:cs="Times New Roman"/>
-          <w:sz w:val="24"/>
-          <w:szCs w:val="24"/>
-          <w:lang w:eastAsia="zh-CN"/>
-        </w:rPr>
-      </w:pPr>
-    </w:p>
-    <w:p>
-      <w:pPr>
-        <w:ind w:firstLineChars="200" w:firstLine="480"/>
+          <w:rFonts w:ascii="TimesNewRomanPSMT" w:hAnsi="TimesNewRomanPSMT"/>
+          <w:color w:val="000000"/>
+          <w:sz w:val="24"/>
+        </w:rPr>
+        <w:t>If the user forgets the password, the option to forget the password is provided on the login page, and the user can send a verification code to reset the password through the phone number or email</w:t>
+      </w:r>
+      <w:r>
         <w:rPr>
           <w:rFonts w:ascii="TimesNewRomanPSMT" w:hAnsi="TimesNewRomanPSMT" w:hint="eastAsia"/>
           <w:color w:val="000000"/>
           <w:sz w:val="24"/>
         </w:rPr>
-      </w:pPr>
+        <w:t xml:space="preserve"> After logging in, users can open the </w:t>
+      </w:r>
       <w:r>
         <w:rPr>
           <w:rFonts w:ascii="TimesNewRomanPSMT" w:hAnsi="TimesNewRomanPSMT" w:hint="eastAsia"/>
           <w:color w:val="000000"/>
           <w:sz w:val="24"/>
         </w:rPr>
-        <w:t xml:space="preserve">Feature 3 provides an authentication and profile system that lets users register new accounts with different methods (email address or phone number), log in and log out securely, and manage their own profile information and community posts, including a password, a display name, an optional avatar image, and a preferred interface language (Chinese or English). When new users register, users can select email registration and enter their email address in the registration form. The system sends a verification code email to the email address. Users enter the received verification code on the page, then set a password (password must contain both uppercase and lowercase letters), fill in the display name (name only allows English characters) and select the interface language. Alternatively, users can select phone registration and enter their mobile phone number in the registration form. The system sends a text message containing a verification code to this mobile phone number. Users enter the received verification code on the page, then set a password (password must contain both uppercase and lowercase letters), fill in the display name (name only allows English characters) and select the language interface. After submission, the system creates a new account for this email address or phone number, and the user is redirected to the login page. Registered users open the login page and enter their respective name and passwords in the login form. Once the verification is successful, the user will be redirected to the community system page. When logged in, users can click the "Log Out" button to end the current session. The system clears the login status and returns to the login page. If they want to use the system again, they need to re-enter the name and password to log in. After </w:t>
+        <w:lastRenderedPageBreak/>
+        <w:t>"Profile" page to view the name, avatar and own posts saved in the current account. Users can enter the "My Community Posts" list from the profile module. The system displays all community posts published by the current account in this list. Each post shows its title, publication time, and current review status(use Qwen AI to</w:t>
       </w:r>
       <w:r>
         <w:rPr>
@@ -2517,79 +2477,57 @@
           <w:color w:val="000000"/>
           <w:sz w:val="24"/>
         </w:rPr>
-        <w:lastRenderedPageBreak/>
-        <w:t xml:space="preserve">logging in, users can open the "Profile" page to view the name, avatar and own posts saved in the current account.        </w:t>
-      </w:r>
-    </w:p>
-    <w:p>
-      <w:pPr>
-        <w:ind w:firstLineChars="200" w:firstLine="480"/>
+        <w:t xml:space="preserve"> </w:t>
+      </w:r>
+      <w:r>
         <w:rPr>
           <w:rFonts w:ascii="TimesNewRomanPSMT" w:hAnsi="TimesNewRomanPSMT" w:hint="eastAsia"/>
           <w:color w:val="000000"/>
           <w:sz w:val="24"/>
-          <w:lang w:eastAsia="zh-CN"/>
-        </w:rPr>
-      </w:pPr>
+        </w:rPr>
+        <w:t>review) .  Users can modify profile fields (display name, avatar, preferred language) on the page and submit the form. The system updates the account information with the new values. After refreshing the page, users can see the latest information.</w:t>
+      </w:r>
+      <w:r>
+        <w:rPr>
+          <w:rFonts w:ascii="Segoe UI" w:hAnsi="Segoe UI" w:cs="Segoe UI"/>
+          <w:color w:val="000000"/>
+          <w:sz w:val="21"/>
+          <w:szCs w:val="21"/>
+        </w:rPr>
+        <w:t xml:space="preserve"> </w:t>
+      </w:r>
+      <w:r>
+        <w:rPr>
+          <w:rFonts w:ascii="TimesNewRomanPSMT" w:hAnsi="TimesNewRomanPSMT"/>
+          <w:color w:val="000000"/>
+          <w:sz w:val="24"/>
+        </w:rPr>
+        <w:t>Users can also click on Frien</w:t>
+      </w:r>
       <w:r>
         <w:rPr>
           <w:rFonts w:ascii="TimesNewRomanPSMT" w:hAnsi="TimesNewRomanPSMT" w:hint="eastAsia"/>
           <w:color w:val="000000"/>
           <w:sz w:val="24"/>
-        </w:rPr>
-        <w:t xml:space="preserve">Users can enter the "My Community Posts" list from the profile module. The system displays all community posts published by the current account in this list.        Each post shows its title, publication time, and current review </w:t>
-      </w:r>
-      <w:proofErr w:type="gramStart"/>
+          <w:lang w:eastAsia="zh-CN"/>
+        </w:rPr>
+        <w:t>d</w:t>
+      </w:r>
+      <w:r>
+        <w:rPr>
+          <w:rFonts w:ascii="TimesNewRomanPSMT" w:hAnsi="TimesNewRomanPSMT"/>
+          <w:color w:val="000000"/>
+          <w:sz w:val="24"/>
+        </w:rPr>
+        <w:t>s and Followers to see a list of users who follow each other and follow each other. You can also click "My report" to view the review status of my report</w:t>
+      </w:r>
       <w:r>
         <w:rPr>
           <w:rFonts w:ascii="TimesNewRomanPSMT" w:hAnsi="TimesNewRomanPSMT" w:hint="eastAsia"/>
           <w:color w:val="000000"/>
           <w:sz w:val="24"/>
         </w:rPr>
-        <w:t>status(</w:t>
-      </w:r>
-      <w:proofErr w:type="gramEnd"/>
-      <w:r>
-        <w:rPr>
-          <w:rFonts w:ascii="TimesNewRomanPSMT" w:hAnsi="TimesNewRomanPSMT" w:hint="eastAsia"/>
-          <w:color w:val="000000"/>
-          <w:sz w:val="24"/>
-        </w:rPr>
-        <w:t>use Qwen AI to</w:t>
-      </w:r>
-      <w:r>
-        <w:rPr>
-          <w:rFonts w:ascii="TimesNewRomanPSMT" w:hAnsi="TimesNewRomanPSMT" w:hint="eastAsia"/>
-          <w:color w:val="000000"/>
-          <w:sz w:val="24"/>
-        </w:rPr>
-        <w:t xml:space="preserve"> </w:t>
-      </w:r>
-      <w:r>
-        <w:rPr>
-          <w:rFonts w:ascii="TimesNewRomanPSMT" w:hAnsi="TimesNewRomanPSMT" w:hint="eastAsia"/>
-          <w:color w:val="000000"/>
-          <w:sz w:val="24"/>
-        </w:rPr>
-        <w:t>review</w:t>
-      </w:r>
-      <w:proofErr w:type="gramStart"/>
-      <w:r>
-        <w:rPr>
-          <w:rFonts w:ascii="TimesNewRomanPSMT" w:hAnsi="TimesNewRomanPSMT" w:hint="eastAsia"/>
-          <w:color w:val="000000"/>
-          <w:sz w:val="24"/>
-        </w:rPr>
-        <w:t>) .</w:t>
-      </w:r>
-      <w:proofErr w:type="gramEnd"/>
-      <w:r>
-        <w:rPr>
-          <w:rFonts w:ascii="TimesNewRomanPSMT" w:hAnsi="TimesNewRomanPSMT" w:hint="eastAsia"/>
-          <w:color w:val="000000"/>
-          <w:sz w:val="24"/>
-        </w:rPr>
-        <w:t xml:space="preserve">  Users can modify profile fields (display name, avatar, preferred language) on the page and submit the form. The system updates the account information with the new values. After refreshing the page, users can see the latest information.</w:t>
+        <w:t>.</w:t>
       </w:r>
     </w:p>
     <w:p>
@@ -2778,6 +2716,42 @@
         </w:rPr>
         <w:t>Final Software Product (Source Code &amp; Executable)</w:t>
       </w:r>
+    </w:p>
+    <w:p>
+      <w:pPr>
+        <w:spacing w:before="100" w:beforeAutospacing="1" w:after="100" w:afterAutospacing="1" w:line="240" w:lineRule="auto"/>
+        <w:ind w:left="720"/>
+        <w:rPr>
+          <w:rFonts w:ascii="Times New Roman" w:eastAsia="Times New Roman" w:hAnsi="Times New Roman" w:cs="Times New Roman"/>
+          <w:sz w:val="24"/>
+          <w:szCs w:val="24"/>
+        </w:rPr>
+      </w:pPr>
+      <w:r>
+        <w:rPr>
+          <w:rFonts w:ascii="Times New Roman" w:hAnsi="Times New Roman" w:cs="Times New Roman" w:hint="eastAsia"/>
+          <w:b/>
+          <w:bCs/>
+          <w:sz w:val="24"/>
+          <w:szCs w:val="24"/>
+          <w:lang w:eastAsia="zh-CN"/>
+        </w:rPr>
+        <w:t>--</w:t>
+      </w:r>
+      <w:hyperlink r:id="rId7" w:history="1">
+        <w:r>
+          <w:rPr>
+            <w:rStyle w:val="aa"/>
+            <w:rFonts w:ascii="Times New Roman" w:hAnsi="Times New Roman" w:cs="Times New Roman"/>
+            <w:b/>
+            <w:bCs/>
+            <w:sz w:val="24"/>
+            <w:szCs w:val="24"/>
+            <w:lang w:eastAsia="zh-CN"/>
+          </w:rPr>
+          <w:t>pzyllll/BridgeU: Graduation Project</w:t>
+        </w:r>
+      </w:hyperlink>
     </w:p>
     <w:p>
       <w:pPr>
@@ -3920,7 +3894,7 @@
                     <pic:cNvPicPr/>
                   </pic:nvPicPr>
                   <pic:blipFill>
-                    <a:blip r:embed="rId7">
+                    <a:blip r:embed="rId8">
                       <a:extLst>
                         <a:ext uri="{28A0092B-C50C-407E-A947-70E740481C1C}">
                           <a14:useLocalDpi xmlns:a14="http://schemas.microsoft.com/office/drawing/2010/main" val="0"/>
@@ -8733,6 +8707,41 @@
       <w:szCs w:val="22"/>
     </w:rPr>
   </w:style>
+  <w:style w:type="character" w:styleId="aa">
+    <w:name w:val="Hyperlink"/>
+    <w:basedOn w:val="a0"/>
+    <w:uiPriority w:val="99"/>
+    <w:unhideWhenUsed/>
+    <w:rsid w:val="00CE2B61"/>
+    <w:rPr>
+      <w:color w:val="0563C1" w:themeColor="hyperlink"/>
+      <w:u w:val="single"/>
+    </w:rPr>
+  </w:style>
+  <w:style w:type="character" w:styleId="ab">
+    <w:name w:val="Unresolved Mention"/>
+    <w:basedOn w:val="a0"/>
+    <w:uiPriority w:val="99"/>
+    <w:semiHidden/>
+    <w:unhideWhenUsed/>
+    <w:rsid w:val="00CE2B61"/>
+    <w:rPr>
+      <w:color w:val="605E5C"/>
+      <w:shd w:val="clear" w:color="auto" w:fill="E1DFDD"/>
+    </w:rPr>
+  </w:style>
+  <w:style w:type="character" w:styleId="ac">
+    <w:name w:val="FollowedHyperlink"/>
+    <w:basedOn w:val="a0"/>
+    <w:uiPriority w:val="99"/>
+    <w:semiHidden/>
+    <w:unhideWhenUsed/>
+    <w:rsid w:val="00B6756F"/>
+    <w:rPr>
+      <w:color w:val="954F72" w:themeColor="followedHyperlink"/>
+      <w:u w:val="single"/>
+    </w:rPr>
+  </w:style>
 </w:styles>
 </file>
 
